--- a/___projects/Books/Arabia!/Book Five/Arabia_Blueprint_v2.docx
+++ b/___projects/Books/Arabia!/Book Five/Arabia_Blueprint_v2.docx
@@ -911,7 +911,7 @@
           <w:i w:val="0"/>
           <w:sz w:val="22"/>
         </w:rPr>
-        <w:t>Ch 5 — Paid on Delivery (~3k) — Munira’s escort returns with a clean story; faces filed away. (Blueprint alias: The Escort Returns.) Opens Part Two in the manuscript’s break.</w:t>
+        <w:t>Ch 5 — Paid on Delivery — see Part Two (manuscript places the Part Two break at Chapter Five).</w:t>
       </w:r>
     </w:p>
     <w:p>
@@ -940,7 +940,7 @@
           <w:i w:val="0"/>
           <w:sz w:val="22"/>
         </w:rPr>
-        <w:t>Ch 5 continued / seam — search begins; false name #1. (If keeping manuscript Part Two start at Ch 5, treat search intensification here.)</w:t>
+        <w:t>Ch 5 — Paid on Delivery (~3k) — Part Two opens here in the manuscript: Munira’s escort returns; faces filed; search begins; false name #1.</w:t>
       </w:r>
     </w:p>
     <w:p>
